--- a/multi_linguas.docx
+++ b/multi_linguas.docx
@@ -523,6 +523,366 @@
           <w:rtl w:val="0"/>
         </w:rPr>
         <w:t xml:space="preserve">de vocabulário seguro.</w:t>
+      </w:r>
+    </w:p>
+    <w:p>
+      <w:pPr>
+        <w:rPr/>
+      </w:pPr>
+      <w:r>
+        <w:rPr>
+          <w:rtl w:val="0"/>
+        </w:rPr>
+        <w:t xml:space="preserve">Emissão de relatórios pedagógicos de desempenho para instituições</w:t>
+      </w:r>
+    </w:p>
+    <w:p>
+      <w:pPr>
+        <w:rPr/>
+      </w:pPr>
+      <w:r>
+        <w:rPr>
+          <w:rtl w:val="0"/>
+        </w:rPr>
+        <w:t xml:space="preserve">de ensino parceiras.</w:t>
+      </w:r>
+    </w:p>
+    <w:p>
+      <w:pPr>
+        <w:rPr/>
+      </w:pPr>
+      <w:r>
+        <w:rPr>
+          <w:rtl w:val="0"/>
+        </w:rPr>
+        <w:t xml:space="preserve">Gestão de dicionário customizado e planos de assinatura (Gratuito vs.</w:t>
+      </w:r>
+    </w:p>
+    <w:p>
+      <w:pPr>
+        <w:rPr/>
+      </w:pPr>
+      <w:r>
+        <w:rPr>
+          <w:rtl w:val="0"/>
+        </w:rPr>
+        <w:t xml:space="preserve">VIP).</w:t>
+      </w:r>
+    </w:p>
+    <w:p>
+      <w:pPr>
+        <w:rPr/>
+      </w:pPr>
+      <w:r>
+        <w:rPr>
+          <w:rtl w:val="0"/>
+        </w:rPr>
+        <w:t xml:space="preserve">O que o sistema NÃO FAZ nesta versão (Escopo Excluído):</w:t>
+      </w:r>
+    </w:p>
+    <w:p>
+      <w:pPr>
+        <w:rPr/>
+      </w:pPr>
+      <w:r>
+        <w:rPr>
+          <w:rtl w:val="0"/>
+        </w:rPr>
+        <w:t xml:space="preserve">Emissão de diplomas de graduação ou certificados de proficiência</w:t>
+      </w:r>
+    </w:p>
+    <w:p>
+      <w:pPr>
+        <w:rPr/>
+      </w:pPr>
+      <w:r>
+        <w:rPr>
+          <w:rtl w:val="0"/>
+        </w:rPr>
+        <w:t xml:space="preserve">oficial reconhecidos pelo MEC.</w:t>
+      </w:r>
+    </w:p>
+    <w:p>
+      <w:pPr>
+        <w:rPr/>
+      </w:pPr>
+      <w:r>
+        <w:rPr>
+          <w:rtl w:val="0"/>
+        </w:rPr>
+        <w:t xml:space="preserve">Tradução presencial simultânea por meio de hardware proprietário de</w:t>
+      </w:r>
+    </w:p>
+    <w:p>
+      <w:pPr>
+        <w:rPr/>
+      </w:pPr>
+      <w:r>
+        <w:rPr>
+          <w:rtl w:val="0"/>
+        </w:rPr>
+        <w:t xml:space="preserve">escuta.</w:t>
+      </w:r>
+    </w:p>
+    <w:p>
+      <w:pPr>
+        <w:rPr/>
+      </w:pPr>
+      <w:r>
+        <w:rPr>
+          <w:rtl w:val="0"/>
+        </w:rPr>
+        <w:t xml:space="preserve">Suporte a dialetos extintos ou línguas sem registro de dicionário digital</w:t>
+      </w:r>
+    </w:p>
+    <w:p>
+      <w:pPr>
+        <w:rPr/>
+      </w:pPr>
+      <w:r>
+        <w:rPr>
+          <w:rtl w:val="0"/>
+        </w:rPr>
+      </w:r>
+    </w:p>
+    <w:p>
+      <w:pPr>
+        <w:rPr/>
+      </w:pPr>
+      <w:r>
+        <w:rPr>
+          <w:rtl w:val="0"/>
+        </w:rPr>
+        <w:t xml:space="preserve">3. Funcionalidades Principais (Requisitos Funcionais - RF)</w:t>
+      </w:r>
+    </w:p>
+    <w:p>
+      <w:pPr>
+        <w:rPr/>
+      </w:pPr>
+      <w:r>
+        <w:rPr>
+          <w:rtl w:val="0"/>
+        </w:rPr>
+        <w:t xml:space="preserve">Listagem sintética das capacidades do sistema. Todas as frases devem iniciar com</w:t>
+      </w:r>
+    </w:p>
+    <w:p>
+      <w:pPr>
+        <w:rPr/>
+      </w:pPr>
+      <w:r>
+        <w:rPr>
+          <w:rtl w:val="0"/>
+        </w:rPr>
+        <w:t xml:space="preserve">um verbo no infinitivo.</w:t>
+      </w:r>
+    </w:p>
+    <w:p>
+      <w:pPr>
+        <w:rPr/>
+      </w:pPr>
+      <w:r>
+        <w:rPr>
+          <w:rtl w:val="0"/>
+        </w:rPr>
+        <w:t xml:space="preserve">RF01 - Gestão de Planos e Assinaturas (VIP): Permitir a adesão a planos de</w:t>
+      </w:r>
+    </w:p>
+    <w:p>
+      <w:pPr>
+        <w:rPr/>
+      </w:pPr>
+      <w:r>
+        <w:rPr>
+          <w:rtl w:val="0"/>
+        </w:rPr>
+        <w:t xml:space="preserve">assinatura com bônus e benefícios exclusivos de tradução e limites</w:t>
+      </w:r>
+    </w:p>
+    <w:p>
+      <w:pPr>
+        <w:rPr/>
+      </w:pPr>
+      <w:r>
+        <w:rPr>
+          <w:rtl w:val="0"/>
+        </w:rPr>
+        <w:t xml:space="preserve">diferenciados.</w:t>
+      </w:r>
+    </w:p>
+    <w:p>
+      <w:pPr>
+        <w:rPr/>
+      </w:pPr>
+      <w:r>
+        <w:rPr>
+          <w:rtl w:val="0"/>
+        </w:rPr>
+      </w:r>
+    </w:p>
+    <w:p>
+      <w:pPr>
+        <w:rPr/>
+      </w:pPr>
+      <w:r>
+        <w:rPr>
+          <w:rtl w:val="0"/>
+        </w:rPr>
+        <w:t xml:space="preserve">RF02 - Monitoramento do Progresso de Aprendizado: Registrar e exibir o</w:t>
+      </w:r>
+    </w:p>
+    <w:p>
+      <w:pPr>
+        <w:rPr/>
+      </w:pPr>
+      <w:r>
+        <w:rPr>
+          <w:rtl w:val="0"/>
+        </w:rPr>
+        <w:t xml:space="preserve">histórico de evolução do aprendizado e tempo de prática do usuário.</w:t>
+      </w:r>
+    </w:p>
+    <w:p>
+      <w:pPr>
+        <w:rPr/>
+      </w:pPr>
+      <w:r>
+        <w:rPr>
+          <w:rtl w:val="0"/>
+        </w:rPr>
+        <w:t xml:space="preserve">RF03 - Ajuste de Estilos de Vocabulário e Leitura: Oferecer opções de</w:t>
+      </w:r>
+    </w:p>
+    <w:p>
+      <w:pPr>
+        <w:rPr/>
+      </w:pPr>
+      <w:r>
+        <w:rPr>
+          <w:rtl w:val="0"/>
+        </w:rPr>
+        <w:t xml:space="preserve">adaptação de vocabulário (formal,acadêmico e simples) para facilidade de</w:t>
+      </w:r>
+    </w:p>
+    <w:p>
+      <w:pPr>
+        <w:rPr/>
+      </w:pPr>
+      <w:r>
+        <w:rPr>
+          <w:rtl w:val="0"/>
+        </w:rPr>
+        <w:t xml:space="preserve">leitura.</w:t>
+      </w:r>
+    </w:p>
+    <w:p>
+      <w:pPr>
+        <w:rPr/>
+      </w:pPr>
+      <w:r>
+        <w:rPr>
+          <w:rtl w:val="0"/>
+        </w:rPr>
+        <w:t xml:space="preserve">RF04 - Emissão de Relatórios Escolares: Gerar relatórios de</w:t>
+      </w:r>
+    </w:p>
+    <w:p>
+      <w:pPr>
+        <w:rPr/>
+      </w:pPr>
+      <w:r>
+        <w:rPr>
+          <w:rtl w:val="0"/>
+        </w:rPr>
+        <w:t xml:space="preserve">desempenho individual e de turmas para</w:t>
+      </w:r>
+    </w:p>
+    <w:p>
+      <w:pPr>
+        <w:rPr/>
+      </w:pPr>
+      <w:r>
+        <w:rPr>
+          <w:rtl w:val="0"/>
+        </w:rPr>
+        <w:t xml:space="preserve">acompanhamento por instituições de ensino.</w:t>
+      </w:r>
+    </w:p>
+    <w:p>
+      <w:pPr>
+        <w:rPr/>
+      </w:pPr>
+      <w:r>
+        <w:rPr>
+          <w:rtl w:val="0"/>
+        </w:rPr>
+        <w:t xml:space="preserve">RF05 - Recomendação de Palavras e Frequência: Armazenar termos</w:t>
+      </w:r>
+    </w:p>
+    <w:p>
+      <w:pPr>
+        <w:rPr/>
+      </w:pPr>
+      <w:r>
+        <w:rPr>
+          <w:rtl w:val="0"/>
+        </w:rPr>
+        <w:t xml:space="preserve">frequentes do usuário e sugerir palavras e expressões com base nos</w:t>
+      </w:r>
+    </w:p>
+    <w:p>
+      <w:pPr>
+        <w:rPr/>
+      </w:pPr>
+      <w:r>
+        <w:rPr>
+          <w:rtl w:val="0"/>
+        </w:rPr>
+        <w:t xml:space="preserve">seus comentários.</w:t>
+      </w:r>
+    </w:p>
+    <w:p>
+      <w:pPr>
+        <w:rPr/>
+      </w:pPr>
+      <w:r>
+        <w:rPr>
+          <w:rtl w:val="0"/>
+        </w:rPr>
+        <w:t xml:space="preserve">RF06 - Tradução Multi-línguas em Tempo Real: Processar a tradução instantânea de</w:t>
+      </w:r>
+    </w:p>
+    <w:p>
+      <w:pPr>
+        <w:rPr/>
+      </w:pPr>
+      <w:r>
+        <w:rPr>
+          <w:rtl w:val="0"/>
+        </w:rPr>
+        <w:t xml:space="preserve">frases e conversas entre Inglês, Espanhol e outros idiomas suportados.</w:t>
+      </w:r>
+    </w:p>
+    <w:p>
+      <w:pPr>
+        <w:rPr/>
+      </w:pPr>
+      <w:r>
+        <w:rPr>
+          <w:rtl w:val="0"/>
+        </w:rPr>
+      </w:r>
+    </w:p>
+    <w:p>
+      <w:pPr>
+        <w:rPr/>
+      </w:pPr>
+      <w:r>
+        <w:rPr>
+          <w:rtl w:val="0"/>
+        </w:rPr>
+        <w:t xml:space="preserve">4. Tabela de Requisitos Funcionais e Não-Funcionais</w:t>
       </w:r>
     </w:p>
     <w:p>

--- a/multi_linguas.docx
+++ b/multi_linguas.docx
@@ -533,6 +533,16 @@
         <w:rPr>
           <w:rtl w:val="0"/>
         </w:rPr>
+      </w:r>
+    </w:p>
+    <w:p>
+      <w:pPr>
+        <w:rPr/>
+      </w:pPr>
+      <w:r>
+        <w:rPr>
+          <w:rtl w:val="0"/>
+        </w:rPr>
         <w:t xml:space="preserve">Emissão de relatórios pedagógicos de desempenho para instituições</w:t>
       </w:r>
     </w:p>
@@ -883,6 +893,528 @@
           <w:rtl w:val="0"/>
         </w:rPr>
         <w:t xml:space="preserve">4. Tabela de Requisitos Funcionais e Não-Funcionais</w:t>
+      </w:r>
+    </w:p>
+    <w:p>
+      <w:pPr>
+        <w:rPr/>
+      </w:pPr>
+      <w:r>
+        <w:rPr>
+          <w:rtl w:val="0"/>
+        </w:rPr>
+      </w:r>
+    </w:p>
+    <w:p>
+      <w:pPr>
+        <w:rPr/>
+      </w:pPr>
+      <w:r>
+        <w:rPr>
+          <w:rtl w:val="0"/>
+        </w:rPr>
+        <w:t xml:space="preserve">RF01 - Evidente ( x ) Oculto ( )</w:t>
+      </w:r>
+    </w:p>
+    <w:p>
+      <w:pPr>
+        <w:rPr/>
+      </w:pPr>
+      <w:r>
+        <w:rPr>
+          <w:rtl w:val="0"/>
+        </w:rPr>
+        <w:t xml:space="preserve">Descrição: Planos com benefícios e bônus.</w:t>
+      </w:r>
+    </w:p>
+    <w:p>
+      <w:pPr>
+        <w:rPr/>
+      </w:pPr>
+      <w:r>
+        <w:rPr>
+          <w:rtl w:val="0"/>
+        </w:rPr>
+        <w:t xml:space="preserve">Requisitos Não-Funcionais</w:t>
+      </w:r>
+    </w:p>
+    <w:p>
+      <w:pPr>
+        <w:rPr/>
+      </w:pPr>
+      <w:r>
+        <w:rPr>
+          <w:rtl w:val="0"/>
+        </w:rPr>
+        <w:t xml:space="preserve">Nome Restrição Categoria Desejável Estável</w:t>
+      </w:r>
+    </w:p>
+    <w:p>
+      <w:pPr>
+        <w:rPr/>
+      </w:pPr>
+      <w:r>
+        <w:rPr>
+          <w:rtl w:val="0"/>
+        </w:rPr>
+        <w:t xml:space="preserve">RFN 01.01 - Vip VIP com apenas o plano bônus x</w:t>
+      </w:r>
+    </w:p>
+    <w:p>
+      <w:pPr>
+        <w:rPr/>
+      </w:pPr>
+      <w:r>
+        <w:rPr>
+          <w:rtl w:val="0"/>
+        </w:rPr>
+        <w:t xml:space="preserve">RFN 01.02 - Estilos Estilo de planos diferentes planos x</w:t>
+      </w:r>
+    </w:p>
+    <w:p>
+      <w:pPr>
+        <w:rPr/>
+      </w:pPr>
+      <w:r>
+        <w:rPr>
+          <w:rtl w:val="0"/>
+        </w:rPr>
+        <w:t xml:space="preserve">RFN 01.03 - Pagamento pagamentos diversos pagamento x</w:t>
+      </w:r>
+    </w:p>
+    <w:p>
+      <w:pPr>
+        <w:rPr/>
+      </w:pPr>
+      <w:r>
+        <w:rPr>
+          <w:rtl w:val="0"/>
+        </w:rPr>
+      </w:r>
+    </w:p>
+    <w:p>
+      <w:pPr>
+        <w:rPr/>
+      </w:pPr>
+      <w:r>
+        <w:rPr>
+          <w:rtl w:val="0"/>
+        </w:rPr>
+        <w:t xml:space="preserve">RF02 - Evidente ( x ) Oculto ( )</w:t>
+      </w:r>
+    </w:p>
+    <w:p>
+      <w:pPr>
+        <w:rPr/>
+      </w:pPr>
+      <w:r>
+        <w:rPr>
+          <w:rtl w:val="0"/>
+        </w:rPr>
+        <w:t xml:space="preserve">Descrição:Registrar e exibir o histórico de evolução do aprendizado e tempo de prática do usuário.</w:t>
+      </w:r>
+    </w:p>
+    <w:p>
+      <w:pPr>
+        <w:rPr/>
+      </w:pPr>
+      <w:r>
+        <w:rPr>
+          <w:rtl w:val="0"/>
+        </w:rPr>
+        <w:t xml:space="preserve">Requisitos Não-Funcionais</w:t>
+      </w:r>
+    </w:p>
+    <w:p>
+      <w:pPr>
+        <w:rPr/>
+      </w:pPr>
+      <w:r>
+        <w:rPr>
+          <w:rtl w:val="0"/>
+        </w:rPr>
+        <w:t xml:space="preserve">Nome Restrição Categoria Desejável Estável</w:t>
+      </w:r>
+    </w:p>
+    <w:p>
+      <w:pPr>
+        <w:rPr/>
+      </w:pPr>
+      <w:r>
+        <w:rPr>
+          <w:rtl w:val="0"/>
+        </w:rPr>
+        <w:t xml:space="preserve">RFN 02.01 - Monitoramento Monitoramento obrigatório Supervisão x</w:t>
+      </w:r>
+    </w:p>
+    <w:p>
+      <w:pPr>
+        <w:rPr/>
+      </w:pPr>
+      <w:r>
+        <w:rPr>
+          <w:rtl w:val="0"/>
+        </w:rPr>
+        <w:t xml:space="preserve">RFN 02.02 - Progresso Progresso com exibimento auxílio x</w:t>
+      </w:r>
+    </w:p>
+    <w:p>
+      <w:pPr>
+        <w:rPr/>
+      </w:pPr>
+      <w:r>
+        <w:rPr>
+          <w:rtl w:val="0"/>
+        </w:rPr>
+        <w:t xml:space="preserve">RFN 02.03 - Prática tempo de prática prática x</w:t>
+      </w:r>
+    </w:p>
+    <w:p>
+      <w:pPr>
+        <w:rPr/>
+      </w:pPr>
+      <w:r>
+        <w:rPr>
+          <w:rtl w:val="0"/>
+        </w:rPr>
+      </w:r>
+    </w:p>
+    <w:p>
+      <w:pPr>
+        <w:rPr/>
+      </w:pPr>
+      <w:r>
+        <w:rPr>
+          <w:rtl w:val="0"/>
+        </w:rPr>
+        <w:t xml:space="preserve">RF03 - Evidente ( x ) Oculto ( )</w:t>
+      </w:r>
+    </w:p>
+    <w:p>
+      <w:pPr>
+        <w:rPr/>
+      </w:pPr>
+      <w:r>
+        <w:rPr>
+          <w:rtl w:val="0"/>
+        </w:rPr>
+        <w:t xml:space="preserve">Descrição:Oferecer opções de adaptação de vocabulário (formal,acadêmico e simples) para facilidade de leitura.</w:t>
+      </w:r>
+    </w:p>
+    <w:p>
+      <w:pPr>
+        <w:rPr/>
+      </w:pPr>
+      <w:r>
+        <w:rPr>
+          <w:rtl w:val="0"/>
+        </w:rPr>
+        <w:t xml:space="preserve">Requisitos Não-Funcionais</w:t>
+      </w:r>
+    </w:p>
+    <w:p>
+      <w:pPr>
+        <w:rPr/>
+      </w:pPr>
+      <w:r>
+        <w:rPr>
+          <w:rtl w:val="0"/>
+        </w:rPr>
+        <w:t xml:space="preserve">Nome Restrição Categoria Desejável Estável</w:t>
+      </w:r>
+    </w:p>
+    <w:p>
+      <w:pPr>
+        <w:rPr/>
+      </w:pPr>
+      <w:r>
+        <w:rPr>
+          <w:rtl w:val="0"/>
+        </w:rPr>
+        <w:t xml:space="preserve">RFN 03.01 - Vocabulário Vocabulário aberto texto x x</w:t>
+      </w:r>
+    </w:p>
+    <w:p>
+      <w:pPr>
+        <w:rPr/>
+      </w:pPr>
+      <w:r>
+        <w:rPr>
+          <w:rtl w:val="0"/>
+        </w:rPr>
+        <w:t xml:space="preserve">RFN 03.02 - Leitura Leitura com tradutor texto x x</w:t>
+      </w:r>
+    </w:p>
+    <w:p>
+      <w:pPr>
+        <w:rPr/>
+      </w:pPr>
+      <w:r>
+        <w:rPr>
+          <w:rtl w:val="0"/>
+        </w:rPr>
+        <w:t xml:space="preserve">RFN 03.03 -adaptação opções de adaptação opções x x</w:t>
+      </w:r>
+    </w:p>
+    <w:p>
+      <w:pPr>
+        <w:rPr/>
+      </w:pPr>
+      <w:r>
+        <w:rPr>
+          <w:rtl w:val="0"/>
+        </w:rPr>
+      </w:r>
+    </w:p>
+    <w:p>
+      <w:pPr>
+        <w:rPr/>
+      </w:pPr>
+      <w:r>
+        <w:rPr>
+          <w:rtl w:val="0"/>
+        </w:rPr>
+        <w:t xml:space="preserve">RF04 - Evidente ( ) Oculto ( x )</w:t>
+      </w:r>
+    </w:p>
+    <w:p>
+      <w:pPr>
+        <w:rPr/>
+      </w:pPr>
+      <w:r>
+        <w:rPr>
+          <w:rtl w:val="0"/>
+        </w:rPr>
+        <w:t xml:space="preserve">Descrição: Gerar relatórios de desempenho individual e de turmas para</w:t>
+      </w:r>
+    </w:p>
+    <w:p>
+      <w:pPr>
+        <w:rPr/>
+      </w:pPr>
+      <w:r>
+        <w:rPr>
+          <w:rtl w:val="0"/>
+        </w:rPr>
+        <w:t xml:space="preserve">Requisitos Não-Funcionais</w:t>
+      </w:r>
+    </w:p>
+    <w:p>
+      <w:pPr>
+        <w:rPr/>
+      </w:pPr>
+      <w:r>
+        <w:rPr>
+          <w:rtl w:val="0"/>
+        </w:rPr>
+        <w:t xml:space="preserve">Nome Restrição Categoria Desejável Estável</w:t>
+      </w:r>
+    </w:p>
+    <w:p>
+      <w:pPr>
+        <w:rPr/>
+      </w:pPr>
+      <w:r>
+        <w:rPr>
+          <w:rtl w:val="0"/>
+        </w:rPr>
+        <w:t xml:space="preserve">RFN 04.01 - Relatórios Relatórios de progresso Progresso x x</w:t>
+      </w:r>
+    </w:p>
+    <w:p>
+      <w:pPr>
+        <w:rPr/>
+      </w:pPr>
+      <w:r>
+        <w:rPr>
+          <w:rtl w:val="0"/>
+        </w:rPr>
+        <w:t xml:space="preserve">RFN 04.02 - Desempenho Desempenho Progresso x x</w:t>
+      </w:r>
+    </w:p>
+    <w:p>
+      <w:pPr>
+        <w:rPr/>
+      </w:pPr>
+      <w:r>
+        <w:rPr>
+          <w:rtl w:val="0"/>
+        </w:rPr>
+        <w:t xml:space="preserve">RFN 04.03 - Turmas Turmas separadas Único x x</w:t>
+      </w:r>
+    </w:p>
+    <w:p>
+      <w:pPr>
+        <w:rPr/>
+      </w:pPr>
+      <w:r>
+        <w:rPr>
+          <w:rtl w:val="0"/>
+        </w:rPr>
+      </w:r>
+    </w:p>
+    <w:p>
+      <w:pPr>
+        <w:rPr/>
+      </w:pPr>
+      <w:r>
+        <w:rPr>
+          <w:rtl w:val="0"/>
+        </w:rPr>
+        <w:t xml:space="preserve">RF05 - Evidente ( ) Oculto ( x )</w:t>
+      </w:r>
+    </w:p>
+    <w:p>
+      <w:pPr>
+        <w:rPr/>
+      </w:pPr>
+      <w:r>
+        <w:rPr>
+          <w:rtl w:val="0"/>
+        </w:rPr>
+        <w:t xml:space="preserve">Descrição: Armazenar termos frequentes do usuário e sugerir palavras e expressões com base nos seus comentários.</w:t>
+      </w:r>
+    </w:p>
+    <w:p>
+      <w:pPr>
+        <w:rPr/>
+      </w:pPr>
+      <w:r>
+        <w:rPr>
+          <w:rtl w:val="0"/>
+        </w:rPr>
+        <w:t xml:space="preserve">Requisitos Não-Funcionais</w:t>
+      </w:r>
+    </w:p>
+    <w:p>
+      <w:pPr>
+        <w:rPr/>
+      </w:pPr>
+      <w:r>
+        <w:rPr>
+          <w:rtl w:val="0"/>
+        </w:rPr>
+        <w:t xml:space="preserve">Nome Restrição Categoria Desejável Estável</w:t>
+      </w:r>
+    </w:p>
+    <w:p>
+      <w:pPr>
+        <w:rPr/>
+      </w:pPr>
+      <w:r>
+        <w:rPr>
+          <w:rtl w:val="0"/>
+        </w:rPr>
+        <w:t xml:space="preserve">RFN 05.01 - Armazenamento Histórico de trabalhos Histórico x x</w:t>
+      </w:r>
+    </w:p>
+    <w:p>
+      <w:pPr>
+        <w:rPr/>
+      </w:pPr>
+      <w:r>
+        <w:rPr>
+          <w:rtl w:val="0"/>
+        </w:rPr>
+        <w:t xml:space="preserve">RFN 05.02 - Frequências Frequências de estudo Estudo x x</w:t>
+      </w:r>
+    </w:p>
+    <w:p>
+      <w:pPr>
+        <w:rPr/>
+      </w:pPr>
+      <w:r>
+        <w:rPr>
+          <w:rtl w:val="0"/>
+        </w:rPr>
+        <w:t xml:space="preserve">RFN 05.03 - Usuário Usuário único conta x x</w:t>
+      </w:r>
+    </w:p>
+    <w:p>
+      <w:pPr>
+        <w:rPr/>
+      </w:pPr>
+      <w:r>
+        <w:rPr>
+          <w:rtl w:val="0"/>
+        </w:rPr>
+      </w:r>
+    </w:p>
+    <w:p>
+      <w:pPr>
+        <w:rPr/>
+      </w:pPr>
+      <w:r>
+        <w:rPr>
+          <w:rtl w:val="0"/>
+        </w:rPr>
+        <w:t xml:space="preserve">RF06 - Evidente ( x ) Oculto ( )</w:t>
+      </w:r>
+    </w:p>
+    <w:p>
+      <w:pPr>
+        <w:rPr/>
+      </w:pPr>
+      <w:r>
+        <w:rPr>
+          <w:rtl w:val="0"/>
+        </w:rPr>
+        <w:t xml:space="preserve">Descrição: Processar a tradução instantânea de frases e conversas entre Inglês, Espanhol e outros idiomas suportados.</w:t>
+      </w:r>
+    </w:p>
+    <w:p>
+      <w:pPr>
+        <w:rPr/>
+      </w:pPr>
+      <w:r>
+        <w:rPr>
+          <w:rtl w:val="0"/>
+        </w:rPr>
+        <w:t xml:space="preserve">Requisitos Não-Funcionais</w:t>
+      </w:r>
+    </w:p>
+    <w:p>
+      <w:pPr>
+        <w:rPr/>
+      </w:pPr>
+      <w:r>
+        <w:rPr>
+          <w:rtl w:val="0"/>
+        </w:rPr>
+        <w:t xml:space="preserve">Nome Restrição Categoria Desejável Estável</w:t>
+      </w:r>
+    </w:p>
+    <w:p>
+      <w:pPr>
+        <w:rPr/>
+      </w:pPr>
+      <w:r>
+        <w:rPr>
+          <w:rtl w:val="0"/>
+        </w:rPr>
+        <w:t xml:space="preserve">RFN 06.01 - tradutor Tradutor instantâneo Tradutor x</w:t>
+      </w:r>
+    </w:p>
+    <w:p>
+      <w:pPr>
+        <w:rPr/>
+      </w:pPr>
+      <w:r>
+        <w:rPr>
+          <w:rtl w:val="0"/>
+        </w:rPr>
+        <w:t xml:space="preserve">RFN 06.02 - Idiomas Idiomas diversos Idiomas x</w:t>
+      </w:r>
+    </w:p>
+    <w:p>
+      <w:pPr>
+        <w:rPr/>
+      </w:pPr>
+      <w:r>
+        <w:rPr>
+          <w:rtl w:val="0"/>
+        </w:rPr>
+        <w:t xml:space="preserve">RFN 06.03 - Comunicação entre outros países Comunicação x</w:t>
       </w:r>
     </w:p>
     <w:p>
